--- a/powerapps/MISE-A-JOUR-28-OCTOBRE.docx
+++ b/powerapps/MISE-A-JOUR-28-OCTOBRE.docx
@@ -1352,7 +1352,39 @@
         <w:t xml:space="preserve"> </w:t>
       </w:r>
       <w:r>
-        <w:t xml:space="preserve">(contenu dynamique), puis tapez</w:t>
+        <w:t xml:space="preserve">du</w:t>
+      </w:r>
+      <w:r>
+        <w:t xml:space="preserve"> </w:t>
+      </w:r>
+      <w:r>
+        <w:rPr>
+          <w:bCs/>
+          <w:b/>
+        </w:rPr>
+        <w:t xml:space="preserve">déclencheur Power Apps</w:t>
+      </w:r>
+      <w:r>
+        <w:t xml:space="preserve"> </w:t>
+      </w:r>
+      <w:r>
+        <w:t xml:space="preserve">(icône mauve,</w:t>
+      </w:r>
+      <w:r>
+        <w:t xml:space="preserve"> </w:t>
+      </w:r>
+      <w:r>
+        <w:rPr>
+          <w:bCs/>
+          <w:b/>
+        </w:rPr>
+        <w:t xml:space="preserve">pas</w:t>
+      </w:r>
+      <w:r>
+        <w:t xml:space="preserve"> </w:t>
+      </w:r>
+      <w:r>
+        <w:t xml:space="preserve">« Nom de fichier » de OneDrive, qui se termine par .html), puis tapez</w:t>
       </w:r>
       <w:r>
         <w:t xml:space="preserve"> </w:t>
@@ -1485,7 +1517,39 @@
         <w:t xml:space="preserve"> </w:t>
       </w:r>
       <w:r>
-        <w:t xml:space="preserve">— sous la boucle, pas dedans ; renommez-la</w:t>
+        <w:t xml:space="preserve">—</w:t>
+      </w:r>
+      <w:r>
+        <w:t xml:space="preserve"> </w:t>
+      </w:r>
+      <w:r>
+        <w:rPr>
+          <w:bCs/>
+          <w:b/>
+        </w:rPr>
+        <w:t xml:space="preserve">SOUS la boucle, à l’extérieur</w:t>
+      </w:r>
+      <w:r>
+        <w:t xml:space="preserve"> </w:t>
+      </w:r>
+      <w:r>
+        <w:t xml:space="preserve">(utilisez le « + » de la flèche</w:t>
+      </w:r>
+      <w:r>
+        <w:t xml:space="preserve"> </w:t>
+      </w:r>
+      <w:r>
+        <w:rPr>
+          <w:iCs/>
+          <w:i/>
+        </w:rPr>
+        <w:t xml:space="preserve">sous</w:t>
+      </w:r>
+      <w:r>
+        <w:t xml:space="preserve"> </w:t>
+      </w:r>
+      <w:r>
+        <w:t xml:space="preserve">la carte « Anciennes versions », pas le « Ajouter une action » à l’intérieur) ; renommez-la</w:t>
       </w:r>
       <w:r>
         <w:t xml:space="preserve"> </w:t>
@@ -1553,7 +1617,10 @@
         <w:t xml:space="preserve">nomFichier</w:t>
       </w:r>
       <w:r>
-        <w:t xml:space="preserve">, puis tapez</w:t>
+        <w:t xml:space="preserve"> </w:t>
+      </w:r>
+      <w:r>
+        <w:t xml:space="preserve">du déclencheur Power Apps (icône mauve), puis tapez</w:t>
       </w:r>
       <w:r>
         <w:t xml:space="preserve"> </w:t>
@@ -1563,6 +1630,12 @@
           <w:rStyle w:val="VerbatimChar"/>
         </w:rPr>
         <w:t xml:space="preserve">.pdf</w:t>
+      </w:r>
+      <w:r>
+        <w:t xml:space="preserve"> </w:t>
+      </w:r>
+      <w:r>
+        <w:t xml:space="preserve">(avec le point)</w:t>
       </w:r>
     </w:p>
     <w:p>
@@ -2689,6 +2762,83 @@
           <w:rStyle w:val="VerbatimChar"/>
         </w:rPr>
         <w:t xml:space="preserve">!IsEmpty(Filter(ThisItem.Attachments; EndsWith(DisplayName; ".pdf")))</w:t>
+      </w:r>
+    </w:p>
+    <w:p>
+      <w:pPr>
+        <w:pStyle w:val="BlockText"/>
+      </w:pPr>
+      <w:r>
+        <w:t xml:space="preserve">Si</w:t>
+      </w:r>
+      <w:r>
+        <w:t xml:space="preserve"> </w:t>
+      </w:r>
+      <w:r>
+        <w:rPr>
+          <w:rStyle w:val="VerbatimChar"/>
+        </w:rPr>
+        <w:t xml:space="preserve">Attachments</w:t>
+      </w:r>
+      <w:r>
+        <w:t xml:space="preserve"> </w:t>
+      </w:r>
+      <w:r>
+        <w:t xml:space="preserve">est souligné en rouge : effacez</w:t>
+      </w:r>
+      <w:r>
+        <w:t xml:space="preserve"> </w:t>
+      </w:r>
+      <w:r>
+        <w:rPr>
+          <w:rStyle w:val="VerbatimChar"/>
+        </w:rPr>
+        <w:t xml:space="preserve">Attachments</w:t>
+      </w:r>
+      <w:r>
+        <w:t xml:space="preserve">, tapez</w:t>
+      </w:r>
+      <w:r>
+        <w:t xml:space="preserve"> </w:t>
+      </w:r>
+      <w:r>
+        <w:rPr>
+          <w:rStyle w:val="VerbatimChar"/>
+        </w:rPr>
+        <w:t xml:space="preserve">ThisItem.</w:t>
+      </w:r>
+      <w:r>
+        <w:t xml:space="preserve"> </w:t>
+      </w:r>
+      <w:r>
+        <w:t xml:space="preserve">et choisissez la colonne des pièces jointes proposée par Power Apps (en français, elle peut s’appeler</w:t>
+      </w:r>
+      <w:r>
+        <w:t xml:space="preserve"> </w:t>
+      </w:r>
+      <w:r>
+        <w:rPr>
+          <w:bCs/>
+          <w:b/>
+        </w:rPr>
+        <w:t xml:space="preserve">‘</w:t>
+      </w:r>
+      <w:r>
+        <w:rPr>
+          <w:bCs/>
+          <w:b/>
+        </w:rPr>
+        <w:t xml:space="preserve">Pièces jointes</w:t>
+      </w:r>
+      <w:r>
+        <w:rPr>
+          <w:bCs/>
+          <w:b/>
+        </w:rPr>
+        <w:t xml:space="preserve">’</w:t>
+      </w:r>
+      <w:r>
+        <w:t xml:space="preserve">). Faites la même chose dans OnSelect.</w:t>
       </w:r>
     </w:p>
     <w:p>

--- a/powerapps/MISE-A-JOUR-28-OCTOBRE.docx
+++ b/powerapps/MISE-A-JOUR-28-OCTOBRE.docx
@@ -1277,7 +1277,6 @@
           <w:ilvl w:val="1"/>
           <w:numId w:val="1006"/>
         </w:numPr>
-        <w:pStyle w:val="Compact"/>
       </w:pPr>
       <w:r>
         <w:t xml:space="preserve">à gauche :</w:t>
@@ -1305,7 +1304,6 @@
           <w:ilvl w:val="1"/>
           <w:numId w:val="1006"/>
         </w:numPr>
-        <w:pStyle w:val="Compact"/>
       </w:pPr>
       <w:r>
         <w:t xml:space="preserve">au milieu :</w:t>
@@ -1333,73 +1331,37 @@
           <w:ilvl w:val="1"/>
           <w:numId w:val="1006"/>
         </w:numPr>
-        <w:pStyle w:val="Compact"/>
-      </w:pPr>
-      <w:r>
-        <w:t xml:space="preserve">à droite :</w:t>
-      </w:r>
-      <w:r>
-        <w:t xml:space="preserve"> </w:t>
-      </w:r>
-      <w:r>
-        <w:rPr>
-          <w:bCs/>
-          <w:b/>
-        </w:rPr>
-        <w:t xml:space="preserve">nomFichier</w:t>
-      </w:r>
-      <w:r>
-        <w:t xml:space="preserve"> </w:t>
-      </w:r>
-      <w:r>
-        <w:t xml:space="preserve">du</w:t>
-      </w:r>
-      <w:r>
-        <w:t xml:space="preserve"> </w:t>
-      </w:r>
-      <w:r>
-        <w:rPr>
-          <w:bCs/>
-          <w:b/>
-        </w:rPr>
-        <w:t xml:space="preserve">déclencheur Power Apps</w:t>
-      </w:r>
-      <w:r>
-        <w:t xml:space="preserve"> </w:t>
-      </w:r>
-      <w:r>
-        <w:t xml:space="preserve">(icône mauve,</w:t>
-      </w:r>
-      <w:r>
-        <w:t xml:space="preserve"> </w:t>
-      </w:r>
-      <w:r>
-        <w:rPr>
-          <w:bCs/>
-          <w:b/>
-        </w:rPr>
-        <w:t xml:space="preserve">pas</w:t>
-      </w:r>
-      <w:r>
-        <w:t xml:space="preserve"> </w:t>
-      </w:r>
-      <w:r>
-        <w:t xml:space="preserve">« Nom de fichier » de OneDrive, qui se termine par .html), puis tapez</w:t>
-      </w:r>
-      <w:r>
-        <w:t xml:space="preserve"> </w:t>
-      </w:r>
+      </w:pPr>
+      <w:r>
+        <w:t xml:space="preserve">à droite : l’</w:t>
+      </w:r>
+      <w:r>
+        <w:rPr>
+          <w:bCs/>
+          <w:b/>
+        </w:rPr>
+        <w:t xml:space="preserve">expression</w:t>
+      </w:r>
+      <w:r>
+        <w:t xml:space="preserve"> </w:t>
+      </w:r>
+      <w:r>
+        <w:t xml:space="preserve">(fx) suivante — c’est la méthode qui fonctionne à coup sûr :</w:t>
+      </w:r>
+    </w:p>
+    <w:p>
+      <w:pPr>
+        <w:numPr>
+          <w:ilvl w:val="1"/>
+          <w:numId w:val="1000"/>
+        </w:numPr>
+        <w:pStyle w:val="SourceCode"/>
+      </w:pPr>
       <w:r>
         <w:rPr>
           <w:rStyle w:val="VerbatimChar"/>
         </w:rPr>
-        <w:t xml:space="preserve">.pdf</w:t>
-      </w:r>
-      <w:r>
-        <w:t xml:space="preserve"> </w:t>
-      </w:r>
-      <w:r>
-        <w:t xml:space="preserve">juste après.</w:t>
+        <w:t xml:space="preserve">concat(triggerBody()?['text'], '.pdf')</w:t>
       </w:r>
     </w:p>
     <w:p>

--- a/powerapps/MISE-A-JOUR-28-OCTOBRE.docx
+++ b/powerapps/MISE-A-JOUR-28-OCTOBRE.docx
@@ -75,7 +75,7 @@
         <w:t xml:space="preserve"> </w:t>
       </w:r>
       <w:r>
-        <w:t xml:space="preserve">plan</w:t>
+        <w:t xml:space="preserve">allègement</w:t>
       </w:r>
       <w:r>
         <w:t xml:space="preserve"> </w:t>
@@ -87,37 +87,37 @@
         <w:t xml:space="preserve"> </w:t>
       </w:r>
       <w:r>
-        <w:t xml:space="preserve">développement</w:t>
-      </w:r>
-      <w:r>
-        <w:t xml:space="preserve"> </w:t>
-      </w:r>
-      <w:r>
-        <w:t xml:space="preserve">en</w:t>
-      </w:r>
-      <w:r>
-        <w:t xml:space="preserve"> </w:t>
-      </w:r>
-      <w:r>
-        <w:t xml:space="preserve">PDF,</w:t>
-      </w:r>
-      <w:r>
-        <w:t xml:space="preserve"> </w:t>
-      </w:r>
-      <w:r>
-        <w:t xml:space="preserve">allègement</w:t>
-      </w:r>
-      <w:r>
-        <w:t xml:space="preserve"> </w:t>
-      </w:r>
-      <w:r>
-        <w:t xml:space="preserve">de</w:t>
-      </w:r>
-      <w:r>
-        <w:t xml:space="preserve"> </w:t>
-      </w:r>
-      <w:r>
-        <w:t xml:space="preserve">l’écran,</w:t>
+        <w:t xml:space="preserve">l’écran</w:t>
+      </w:r>
+      <w:r>
+        <w:t xml:space="preserve"> </w:t>
+      </w:r>
+      <w:r>
+        <w:t xml:space="preserve">(sans</w:t>
+      </w:r>
+      <w:r>
+        <w:t xml:space="preserve"> </w:t>
+      </w:r>
+      <w:r>
+        <w:t xml:space="preserve">onglets</w:t>
+      </w:r>
+      <w:r>
+        <w:t xml:space="preserve"> </w:t>
+      </w:r>
+      <w:r>
+        <w:t xml:space="preserve">Synthèse</w:t>
+      </w:r>
+      <w:r>
+        <w:t xml:space="preserve"> </w:t>
+      </w:r>
+      <w:r>
+        <w:t xml:space="preserve">ni</w:t>
+      </w:r>
+      <w:r>
+        <w:t xml:space="preserve"> </w:t>
+      </w:r>
+      <w:r>
+        <w:t xml:space="preserve">Plan),</w:t>
       </w:r>
       <w:r>
         <w:t xml:space="preserve"> </w:t>
@@ -333,35 +333,26 @@
               <w:jc w:val="left"/>
             </w:pPr>
             <w:r>
-              <w:t xml:space="preserve">Plan de développement imprimé mal mis en page</w:t>
-            </w:r>
-          </w:p>
-        </w:tc>
-        <w:tc>
-          <w:tcPr/>
-          <w:p>
-            <w:pPr>
-              <w:pStyle w:val="Compact"/>
-              <w:jc w:val="left"/>
-            </w:pPr>
-            <w:r>
-              <w:t xml:space="preserve">« Imprimer ce plan » produit maintenant un</w:t>
-            </w:r>
-            <w:r>
-              <w:t xml:space="preserve"> </w:t>
-            </w:r>
+              <w:t xml:space="preserve">Plan de développement jugé trop lourd</w:t>
+            </w:r>
+          </w:p>
+        </w:tc>
+        <w:tc>
+          <w:tcPr/>
+          <w:p>
+            <w:pPr>
+              <w:pStyle w:val="Compact"/>
+              <w:jc w:val="left"/>
+            </w:pPr>
             <w:r>
               <w:rPr>
                 <w:bCs/>
                 <w:b/>
               </w:rPr>
-              <w:t xml:space="preserve">vrai PDF</w:t>
-            </w:r>
-            <w:r>
-              <w:t xml:space="preserve"> </w:t>
-            </w:r>
-            <w:r>
-              <w:t xml:space="preserve">du plan, joint aussi au dossier</w:t>
+              <w:t xml:space="preserve">Onglet Plan de développement supprimé</w:t>
+            </w:r>
+            <w:r>
+              <w:t xml:space="preserve">, avec son bouton d’impression. Les objectifs à venir et le développement restent dans le formulaire (sections A et D) et dans le PDF complet</w:t>
             </w:r>
           </w:p>
         </w:tc>
@@ -453,33 +444,17 @@
               <w:jc w:val="left"/>
             </w:pPr>
             <w:r>
-              <w:t xml:space="preserve">Onglet retiré : il reste</w:t>
-            </w:r>
-            <w:r>
-              <w:t xml:space="preserve"> </w:t>
-            </w:r>
-            <w:r>
               <w:rPr>
                 <w:bCs/>
                 <w:b/>
               </w:rPr>
-              <w:t xml:space="preserve">Formulaire</w:t>
+              <w:t xml:space="preserve">Onglet supprimé</w:t>
             </w:r>
             <w:r>
               <w:t xml:space="preserve"> </w:t>
             </w:r>
             <w:r>
-              <w:t xml:space="preserve">et</w:t>
-            </w:r>
-            <w:r>
-              <w:t xml:space="preserve"> </w:t>
-            </w:r>
-            <w:r>
-              <w:rPr>
-                <w:bCs/>
-                <w:b/>
-              </w:rPr>
-              <w:t xml:space="preserve">Plan de développement</w:t>
+              <w:t xml:space="preserve">(il causait aussi l’erreur « Impossible d’utiliser la fonction Average avec une table vide »)</w:t>
             </w:r>
           </w:p>
         </w:tc>
@@ -1962,26 +1937,13 @@
           <w:bCs/>
           <w:b/>
         </w:rPr>
-        <w:t xml:space="preserve">B.3 Bouton « Imprimer ce plan »</w:t>
-      </w:r>
-      <w:r>
-        <w:t xml:space="preserve"> </w:t>
-      </w:r>
-      <w:r>
-        <w:t xml:space="preserve">(onglet Plan de développement, contrôle</w:t>
-      </w:r>
-      <w:r>
-        <w:t xml:space="preserve"> </w:t>
-      </w:r>
-      <w:r>
-        <w:rPr>
-          <w:bCs/>
-          <w:b/>
-        </w:rPr>
-        <w:t xml:space="preserve">btnImprimer</w:t>
-      </w:r>
-      <w:r>
-        <w:t xml:space="preserve">) :</w:t>
+        <w:t xml:space="preserve">B.3 Supprimer les onglets Synthèse et Plan de développement.</w:t>
+      </w:r>
+      <w:r>
+        <w:t xml:space="preserve"> </w:t>
+      </w:r>
+      <w:r>
+        <w:t xml:space="preserve">Dans l’Arborescence (sous panelOnglets) :</w:t>
       </w:r>
     </w:p>
     <w:p>
@@ -1993,26 +1955,33 @@
         <w:pStyle w:val="Compact"/>
       </w:pPr>
       <w:r>
-        <w:rPr>
-          <w:bCs/>
-          <w:b/>
-        </w:rPr>
-        <w:t xml:space="preserve">OnSelect</w:t>
-      </w:r>
-      <w:r>
-        <w:t xml:space="preserve"> </w:t>
-      </w:r>
-      <w:r>
-        <w:t xml:space="preserve">: collez tout le fichier</w:t>
-      </w:r>
-      <w:r>
-        <w:t xml:space="preserve"> </w:t>
-      </w:r>
-      <w:r>
-        <w:rPr>
-          <w:rStyle w:val="VerbatimChar"/>
-        </w:rPr>
-        <w:t xml:space="preserve">btnImprimer-Plan-OnSelect.txt</w:t>
+        <w:t xml:space="preserve">clic droit sur</w:t>
+      </w:r>
+      <w:r>
+        <w:t xml:space="preserve"> </w:t>
+      </w:r>
+      <w:r>
+        <w:rPr>
+          <w:bCs/>
+          <w:b/>
+        </w:rPr>
+        <w:t xml:space="preserve">panelSynthese</w:t>
+      </w:r>
+      <w:r>
+        <w:t xml:space="preserve"> </w:t>
+      </w:r>
+      <w:r>
+        <w:t xml:space="preserve">›</w:t>
+      </w:r>
+      <w:r>
+        <w:t xml:space="preserve"> </w:t>
+      </w:r>
+      <w:r>
+        <w:rPr>
+          <w:bCs/>
+          <w:b/>
+        </w:rPr>
+        <w:t xml:space="preserve">Supprimer</w:t>
       </w:r>
       <w:r>
         <w:t xml:space="preserve"> </w:t>
@@ -2030,34 +1999,68 @@
         <w:pStyle w:val="Compact"/>
       </w:pPr>
       <w:r>
-        <w:rPr>
-          <w:bCs/>
-          <w:b/>
-        </w:rPr>
-        <w:t xml:space="preserve">Text</w:t>
-      </w:r>
-      <w:r>
-        <w:t xml:space="preserve"> </w:t>
-      </w:r>
-      <w:r>
-        <w:t xml:space="preserve">:</w:t>
-      </w:r>
-      <w:r>
-        <w:t xml:space="preserve"> </w:t>
-      </w:r>
-      <w:r>
-        <w:rPr>
-          <w:rStyle w:val="VerbatimChar"/>
-        </w:rPr>
-        <w:t xml:space="preserve">"🖨️ Créer le PDF du plan"</w:t>
-      </w:r>
-      <w:r>
-        <w:t xml:space="preserve">.</w:t>
+        <w:t xml:space="preserve">clic droit sur</w:t>
+      </w:r>
+      <w:r>
+        <w:t xml:space="preserve"> </w:t>
+      </w:r>
+      <w:r>
+        <w:rPr>
+          <w:bCs/>
+          <w:b/>
+        </w:rPr>
+        <w:t xml:space="preserve">panelPlan</w:t>
+      </w:r>
+      <w:r>
+        <w:t xml:space="preserve"> </w:t>
+      </w:r>
+      <w:r>
+        <w:t xml:space="preserve">›</w:t>
+      </w:r>
+      <w:r>
+        <w:t xml:space="preserve"> </w:t>
+      </w:r>
+      <w:r>
+        <w:rPr>
+          <w:bCs/>
+          <w:b/>
+        </w:rPr>
+        <w:t xml:space="preserve">Supprimer</w:t>
+      </w:r>
+      <w:r>
+        <w:t xml:space="preserve"> </w:t>
+      </w:r>
+      <w:r>
+        <w:t xml:space="preserve">(son bouton « Imprimer ce plan » part avec lui).</w:t>
       </w:r>
     </w:p>
     <w:p>
       <w:pPr>
         <w:pStyle w:val="FirstParagraph"/>
+      </w:pPr>
+      <w:r>
+        <w:t xml:space="preserve">Puis</w:t>
+      </w:r>
+      <w:r>
+        <w:t xml:space="preserve"> </w:t>
+      </w:r>
+      <w:r>
+        <w:rPr>
+          <w:bCs/>
+          <w:b/>
+        </w:rPr>
+        <w:t xml:space="preserve">Revérifier tout</w:t>
+      </w:r>
+      <w:r>
+        <w:t xml:space="preserve"> </w:t>
+      </w:r>
+      <w:r>
+        <w:t xml:space="preserve">: l’erreur « Impossible d’utiliser la fonction Average avec une table vide » disparaît.</w:t>
+      </w:r>
+    </w:p>
+    <w:p>
+      <w:pPr>
+        <w:pStyle w:val="BodyText"/>
       </w:pPr>
       <w:r>
         <w:rPr>
@@ -2257,24 +2260,43 @@
         <w:rPr>
           <w:rStyle w:val="VerbatimChar"/>
         </w:rPr>
-        <w:t xml:space="preserve">    {TabLabel: "📝 Formulaire"; TabID: 1};</w:t>
-      </w:r>
-      <w:r>
-        <w:br/>
+        <w:t xml:space="preserve">    {TabLabel: "← Retour au formulaire"; TabID: 1});;</w:t>
+      </w:r>
+    </w:p>
+    <w:p>
+      <w:pPr>
+        <w:pStyle w:val="FirstParagraph"/>
+      </w:pPr>
+      <w:r>
+        <w:t xml:space="preserve">Puis</w:t>
+      </w:r>
+      <w:r>
+        <w:t xml:space="preserve"> </w:t>
+      </w:r>
+      <w:r>
+        <w:rPr>
+          <w:bCs/>
+          <w:b/>
+        </w:rPr>
+        <w:t xml:space="preserve">tabBar.Visible</w:t>
+      </w:r>
+      <w:r>
+        <w:t xml:space="preserve"> </w:t>
+      </w:r>
+      <w:r>
+        <w:t xml:space="preserve">:</w:t>
+      </w:r>
+      <w:r>
+        <w:t xml:space="preserve"> </w:t>
       </w:r>
       <w:r>
         <w:rPr>
           <w:rStyle w:val="VerbatimChar"/>
         </w:rPr>
-        <w:t xml:space="preserve">    {TabLabel: "🎯 Plan de développement"; TabID: 4});;</w:t>
-      </w:r>
-    </w:p>
-    <w:p>
-      <w:pPr>
-        <w:pStyle w:val="FirstParagraph"/>
-      </w:pPr>
-      <w:r>
-        <w:t xml:space="preserve">Le bouton</w:t>
+        <w:t xml:space="preserve">CurrentTabID &lt;&gt; 1</w:t>
+      </w:r>
+      <w:r>
+        <w:t xml:space="preserve">. La barre d’onglets disparaît du formulaire ; elle n’apparaît que dans l’aide (ouverte par</w:t>
       </w:r>
       <w:r>
         <w:t xml:space="preserve"> </w:t>
@@ -2287,20 +2309,17 @@
         <w:t xml:space="preserve">« ❓ Comment remplir ce formulaire »</w:t>
       </w:r>
       <w:r>
-        <w:t xml:space="preserve"> </w:t>
-      </w:r>
-      <w:r>
-        <w:t xml:space="preserve">(en haut à gauche) ouvre toujours l’aide. Pour revenir, cliquez sur l’onglet</w:t>
-      </w:r>
-      <w:r>
-        <w:t xml:space="preserve"> </w:t>
-      </w:r>
-      <w:r>
-        <w:rPr>
-          <w:bCs/>
-          <w:b/>
-        </w:rPr>
-        <w:t xml:space="preserve">📝 Formulaire</w:t>
+        <w:t xml:space="preserve">, en haut à gauche), avec un seul bouton</w:t>
+      </w:r>
+      <w:r>
+        <w:t xml:space="preserve"> </w:t>
+      </w:r>
+      <w:r>
+        <w:rPr>
+          <w:bCs/>
+          <w:b/>
+        </w:rPr>
+        <w:t xml:space="preserve">« ← Retour au formulaire »</w:t>
       </w:r>
       <w:r>
         <w:t xml:space="preserve">.</w:t>
@@ -2844,7 +2863,10 @@
         <w:t xml:space="preserve">l’appréciation complète</w:t>
       </w:r>
       <w:r>
-        <w:t xml:space="preserve">. Si seul le PDF du plan existe, il ouvre celui-là.</w:t>
+        <w:t xml:space="preserve"> </w:t>
+      </w:r>
+      <w:r>
+        <w:t xml:space="preserve">joint au dossier.</w:t>
       </w:r>
     </w:p>
     <w:p>
@@ -3260,31 +3282,19 @@
               <w:jc w:val="left"/>
             </w:pPr>
             <w:r>
-              <w:t xml:space="preserve">Onglet Plan › Créer le PDF du plan</w:t>
-            </w:r>
-          </w:p>
-        </w:tc>
-        <w:tc>
-          <w:tcPr/>
-          <w:p>
-            <w:pPr>
-              <w:pStyle w:val="Compact"/>
-              <w:jc w:val="left"/>
-            </w:pPr>
-            <w:r>
-              <w:t xml:space="preserve">Une 2ᵉ pièce jointe</w:t>
-            </w:r>
-            <w:r>
-              <w:t xml:space="preserve"> </w:t>
-            </w:r>
-            <w:r>
-              <w:rPr>
-                <w:rStyle w:val="VerbatimChar"/>
-              </w:rPr>
-              <w:t xml:space="preserve">Plan_developpement_dossierN.pdf</w:t>
-            </w:r>
-            <w:r>
-              <w:t xml:space="preserve">, bien mise en page</w:t>
+              <w:t xml:space="preserve">Mes dossiers</w:t>
+            </w:r>
+          </w:p>
+        </w:tc>
+        <w:tc>
+          <w:tcPr/>
+          <w:p>
+            <w:pPr>
+              <w:pStyle w:val="Compact"/>
+              <w:jc w:val="left"/>
+            </w:pPr>
+            <w:r>
+              <w:t xml:space="preserve">Le bouton 📄 PDF apparaît sur la ligne et ouvre le PDF</w:t>
             </w:r>
           </w:p>
         </w:tc>
@@ -3306,31 +3316,31 @@
               <w:jc w:val="left"/>
             </w:pPr>
             <w:r>
-              <w:t xml:space="preserve">5</w:t>
-            </w:r>
-          </w:p>
-        </w:tc>
-        <w:tc>
-          <w:tcPr/>
-          <w:p>
-            <w:pPr>
-              <w:pStyle w:val="Compact"/>
-              <w:jc w:val="left"/>
-            </w:pPr>
-            <w:r>
-              <w:t xml:space="preserve">Mes dossiers</w:t>
-            </w:r>
-          </w:p>
-        </w:tc>
-        <w:tc>
-          <w:tcPr/>
-          <w:p>
-            <w:pPr>
-              <w:pStyle w:val="Compact"/>
-              <w:jc w:val="left"/>
-            </w:pPr>
-            <w:r>
-              <w:t xml:space="preserve">Le bouton 📄 PDF apparaît sur la ligne et ouvre le PDF</w:t>
+              <w:t xml:space="preserve">6</w:t>
+            </w:r>
+          </w:p>
+        </w:tc>
+        <w:tc>
+          <w:tcPr/>
+          <w:p>
+            <w:pPr>
+              <w:pStyle w:val="Compact"/>
+              <w:jc w:val="left"/>
+            </w:pPr>
+            <w:r>
+              <w:t xml:space="preserve">Un dossier « Complété »</w:t>
+            </w:r>
+          </w:p>
+        </w:tc>
+        <w:tc>
+          <w:tcPr/>
+          <w:p>
+            <w:pPr>
+              <w:pStyle w:val="Compact"/>
+              <w:jc w:val="left"/>
+            </w:pPr>
+            <w:r>
+              <w:t xml:space="preserve">Le PDF se crée et s’ouvre aussi</w:t>
             </w:r>
           </w:p>
         </w:tc>
@@ -3352,31 +3362,31 @@
               <w:jc w:val="left"/>
             </w:pPr>
             <w:r>
-              <w:t xml:space="preserve">6</w:t>
-            </w:r>
-          </w:p>
-        </w:tc>
-        <w:tc>
-          <w:tcPr/>
-          <w:p>
-            <w:pPr>
-              <w:pStyle w:val="Compact"/>
-              <w:jc w:val="left"/>
-            </w:pPr>
-            <w:r>
-              <w:t xml:space="preserve">Un dossier « Complété »</w:t>
-            </w:r>
-          </w:p>
-        </w:tc>
-        <w:tc>
-          <w:tcPr/>
-          <w:p>
-            <w:pPr>
-              <w:pStyle w:val="Compact"/>
-              <w:jc w:val="left"/>
-            </w:pPr>
-            <w:r>
-              <w:t xml:space="preserve">Le PDF se crée et s’ouvre aussi</w:t>
+              <w:t xml:space="preserve">7</w:t>
+            </w:r>
+          </w:p>
+        </w:tc>
+        <w:tc>
+          <w:tcPr/>
+          <w:p>
+            <w:pPr>
+              <w:pStyle w:val="Compact"/>
+              <w:jc w:val="left"/>
+            </w:pPr>
+            <w:r>
+              <w:t xml:space="preserve">Un collègue sans lien</w:t>
+            </w:r>
+          </w:p>
+        </w:tc>
+        <w:tc>
+          <w:tcPr/>
+          <w:p>
+            <w:pPr>
+              <w:pStyle w:val="Compact"/>
+              <w:jc w:val="left"/>
+            </w:pPr>
+            <w:r>
+              <w:t xml:space="preserve">Ne voit ni le dossier ni le PDF</w:t>
             </w:r>
           </w:p>
         </w:tc>
@@ -3398,52 +3408,6 @@
               <w:jc w:val="left"/>
             </w:pPr>
             <w:r>
-              <w:t xml:space="preserve">7</w:t>
-            </w:r>
-          </w:p>
-        </w:tc>
-        <w:tc>
-          <w:tcPr/>
-          <w:p>
-            <w:pPr>
-              <w:pStyle w:val="Compact"/>
-              <w:jc w:val="left"/>
-            </w:pPr>
-            <w:r>
-              <w:t xml:space="preserve">Un collègue sans lien</w:t>
-            </w:r>
-          </w:p>
-        </w:tc>
-        <w:tc>
-          <w:tcPr/>
-          <w:p>
-            <w:pPr>
-              <w:pStyle w:val="Compact"/>
-              <w:jc w:val="left"/>
-            </w:pPr>
-            <w:r>
-              <w:t xml:space="preserve">Ne voit ni le dossier ni le PDF</w:t>
-            </w:r>
-          </w:p>
-        </w:tc>
-        <w:tc>
-          <w:tcPr/>
-          <w:p>
-            <w:pPr>
-              <w:pStyle w:val="Compact"/>
-            </w:pPr>
-          </w:p>
-        </w:tc>
-      </w:tr>
-      <w:tr>
-        <w:tc>
-          <w:tcPr/>
-          <w:p>
-            <w:pPr>
-              <w:pStyle w:val="Compact"/>
-              <w:jc w:val="left"/>
-            </w:pPr>
-            <w:r>
               <w:t xml:space="preserve">8</w:t>
             </w:r>
           </w:p>
@@ -3468,7 +3432,7 @@
               <w:jc w:val="left"/>
             </w:pPr>
             <w:r>
-              <w:t xml:space="preserve">Un seul bouton « Comment remplir » ; onglets Formulaire et Plan seulement ; étape 6 « Transmis aux RH »</w:t>
+              <w:t xml:space="preserve">Un seul bouton « Comment remplir » ; plus d’onglets Synthèse ni Plan ; aucune erreur Average ; étape 6 « Transmis aux RH »</w:t>
             </w:r>
           </w:p>
         </w:tc>

--- a/powerapps/MISE-A-JOUR-28-OCTOBRE.docx
+++ b/powerapps/MISE-A-JOUR-28-OCTOBRE.docx
@@ -7,19 +7,19 @@
         <w:pStyle w:val="Title"/>
       </w:pPr>
       <w:r>
-        <w:t xml:space="preserve">Mise</w:t>
-      </w:r>
-      <w:r>
-        <w:t xml:space="preserve"> </w:t>
-      </w:r>
-      <w:r>
-        <w:t xml:space="preserve">à</w:t>
-      </w:r>
-      <w:r>
-        <w:t xml:space="preserve"> </w:t>
-      </w:r>
-      <w:r>
-        <w:t xml:space="preserve">jour</w:t>
+        <w:t xml:space="preserve">Journal</w:t>
+      </w:r>
+      <w:r>
+        <w:t xml:space="preserve"> </w:t>
+      </w:r>
+      <w:r>
+        <w:t xml:space="preserve">des</w:t>
+      </w:r>
+      <w:r>
+        <w:t xml:space="preserve"> </w:t>
+      </w:r>
+      <w:r>
+        <w:t xml:space="preserve">changements</w:t>
       </w:r>
       <w:r>
         <w:t xml:space="preserve"> </w:t>
@@ -44,6 +44,18 @@
       </w:r>
       <w:r>
         <w:t xml:space="preserve">2026</w:t>
+      </w:r>
+      <w:r>
+        <w:t xml:space="preserve"> </w:t>
+      </w:r>
+      <w:r>
+        <w:t xml:space="preserve">(version</w:t>
+      </w:r>
+      <w:r>
+        <w:t xml:space="preserve"> </w:t>
+      </w:r>
+      <w:r>
+        <w:t xml:space="preserve">finale)</w:t>
       </w:r>
     </w:p>
     <w:p>
@@ -1667,23 +1679,35 @@
         <w:t xml:space="preserve"> </w:t>
       </w:r>
       <w:r>
-        <w:t xml:space="preserve">=</w:t>
-      </w:r>
-      <w:r>
-        <w:t xml:space="preserve"> </w:t>
-      </w:r>
-      <w:r>
-        <w:rPr>
-          <w:bCs/>
-          <w:b/>
-        </w:rPr>
-        <w:t xml:space="preserve">URI absolu</w:t>
-      </w:r>
-      <w:r>
-        <w:t xml:space="preserve"> </w:t>
-      </w:r>
-      <w:r>
-        <w:t xml:space="preserve">(AbsoluteUri), venant de « Ajouter PDF ».</w:t>
+        <w:t xml:space="preserve">= expression (fx)</w:t>
+      </w:r>
+      <w:r>
+        <w:t xml:space="preserve"> </w:t>
+      </w:r>
+      <w:r>
+        <w:rPr>
+          <w:rStyle w:val="VerbatimChar"/>
+        </w:rPr>
+        <w:t xml:space="preserve">body('Ajouter_PDF')?['AbsoluteUri']</w:t>
+      </w:r>
+      <w:r>
+        <w:t xml:space="preserve"> </w:t>
+      </w:r>
+      <w:r>
+        <w:t xml:space="preserve">(une</w:t>
+      </w:r>
+      <w:r>
+        <w:t xml:space="preserve"> </w:t>
+      </w:r>
+      <w:r>
+        <w:rPr>
+          <w:bCs/>
+          <w:b/>
+        </w:rPr>
+        <w:t xml:space="preserve">pastille</w:t>
+      </w:r>
+      <w:r>
+        <w:t xml:space="preserve">, pas du texte tapé).</w:t>
       </w:r>
     </w:p>
     <w:p>
@@ -2039,7 +2063,38 @@
         <w:pStyle w:val="FirstParagraph"/>
       </w:pPr>
       <w:r>
-        <w:t xml:space="preserve">Puis</w:t>
+        <w:t xml:space="preserve">Puis remplacez</w:t>
+      </w:r>
+      <w:r>
+        <w:t xml:space="preserve"> </w:t>
+      </w:r>
+      <w:r>
+        <w:rPr>
+          <w:bCs/>
+          <w:b/>
+        </w:rPr>
+        <w:t xml:space="preserve">panelOnglets.Height</w:t>
+      </w:r>
+      <w:r>
+        <w:t xml:space="preserve"> </w:t>
+      </w:r>
+      <w:r>
+        <w:t xml:space="preserve">par</w:t>
+      </w:r>
+      <w:r>
+        <w:t xml:space="preserve"> </w:t>
+      </w:r>
+      <w:r>
+        <w:rPr>
+          <w:rStyle w:val="VerbatimChar"/>
+        </w:rPr>
+        <w:t xml:space="preserve">20 + If(panelAide.Visible; panelAide.Height; 0) + 20</w:t>
+      </w:r>
+      <w:r>
+        <w:t xml:space="preserve"> </w:t>
+      </w:r>
+      <w:r>
+        <w:t xml:space="preserve">et faites</w:t>
       </w:r>
       <w:r>
         <w:t xml:space="preserve"> </w:t>
@@ -2548,13 +2603,29 @@
       </w:r>
     </w:p>
     <w:bookmarkEnd w:id="27"/>
-    <w:bookmarkStart w:id="28" w:name="X9d8d15183d9594976576f89da4d281d97c8876f"/>
+    <w:bookmarkStart w:id="28" w:name="X74982454e28208826d3fd21f4e50bd2207618cf"/>
     <w:p>
       <w:pPr>
         <w:pStyle w:val="Heading1"/>
       </w:pPr>
       <w:r>
-        <w:t xml:space="preserve">C. Bouton « 📄 PDF » dans Mes dossiers (scrMesDossiers)</w:t>
+        <w:t xml:space="preserve">C.</w:t>
+      </w:r>
+      <w:r>
+        <w:t xml:space="preserve"> </w:t>
+      </w:r>
+      <w:r>
+        <w:rPr>
+          <w:iCs/>
+          <w:i/>
+        </w:rPr>
+        <w:t xml:space="preserve">(Optionnel)</w:t>
+      </w:r>
+      <w:r>
+        <w:t xml:space="preserve"> </w:t>
+      </w:r>
+      <w:r>
+        <w:t xml:space="preserve">Bouton « 📄 PDF » dans Mes dossiers (scrMesDossiers)</w:t>
       </w:r>
     </w:p>
     <w:p>
